--- a/01_项目管理/02_光与朽项目/02_策划文档/装备组装系统策划案.docx
+++ b/01_项目管理/02_光与朽项目/02_策划文档/装备组装系统策划案.docx
@@ -719,6 +719,27 @@
     </w:p>
     <w:p>
       <w:pPr>
+        <w:pStyle w:val="6"/>
+        <w:keepNext w:val="0"/>
+        <w:keepLines w:val="0"/>
+        <w:widowControl/>
+        <w:suppressLineNumbers w:val="0"/>
+        <w:spacing w:before="0" w:beforeAutospacing="0" w:line="14" w:lineRule="atLeast"/>
+        <w:rPr>
+          <w:rFonts w:hint="default" w:ascii="sans-serif" w:hAnsi="sans-serif" w:eastAsia="宋体" w:cs="sans-serif"/>
+          <w:lang w:val="en-US" w:eastAsia="zh-CN"/>
+        </w:rPr>
+      </w:pPr>
+      <w:r>
+        <w:rPr>
+          <w:rFonts w:hint="eastAsia" w:ascii="sans-serif" w:hAnsi="sans-serif" w:eastAsia="宋体" w:cs="sans-serif"/>
+          <w:lang w:val="en-US" w:eastAsia="zh-CN"/>
+        </w:rPr>
+        <w:t>背包内的详情弹窗（显示属性对比），弹窗下方有一个装备按钮。</w:t>
+      </w:r>
+    </w:p>
+    <w:p>
+      <w:pPr>
         <w:keepNext w:val="0"/>
         <w:keepLines w:val="0"/>
         <w:widowControl/>
@@ -785,6 +806,7 @@
     </w:p>
     <w:tbl>
       <w:tblPr>
+        <w:tblStyle w:val="7"/>
         <w:tblW w:w="0" w:type="auto"/>
         <w:tblCellSpacing w:w="15" w:type="dxa"/>
         <w:tblInd w:w="10" w:type="dxa"/>
@@ -796,7 +818,7 @@
           <w:insideH w:val="none" w:color="auto" w:sz="0" w:space="0"/>
           <w:insideV w:val="none" w:color="auto" w:sz="0" w:space="0"/>
         </w:tblBorders>
-        <w:shd w:val="clear"/>
+        <w:shd w:val="clear" w:color="auto" w:fill="auto"/>
         <w:tblLayout w:type="autofit"/>
         <w:tblCellMar>
           <w:top w:w="15" w:type="dxa"/>
@@ -822,7 +844,7 @@
             <w:insideH w:val="none" w:color="auto" w:sz="0" w:space="0"/>
             <w:insideV w:val="none" w:color="auto" w:sz="0" w:space="0"/>
           </w:tblBorders>
-          <w:shd w:val="clear"/>
+          <w:shd w:val="clear" w:color="auto" w:fill="auto"/>
           <w:tblCellMar>
             <w:top w:w="15" w:type="dxa"/>
             <w:left w:w="15" w:type="dxa"/>
@@ -843,7 +865,7 @@
               <w:bottom w:val="single" w:color="auto" w:sz="4" w:space="0"/>
               <w:right w:val="single" w:color="auto" w:sz="4" w:space="0"/>
             </w:tcBorders>
-            <w:shd w:val="clear"/>
+            <w:shd w:val="clear" w:color="auto" w:fill="auto"/>
             <w:vAlign w:val="center"/>
           </w:tcPr>
           <w:p>
@@ -880,7 +902,7 @@
               <w:bottom w:val="single" w:color="auto" w:sz="4" w:space="0"/>
               <w:right w:val="single" w:color="auto" w:sz="4" w:space="0"/>
             </w:tcBorders>
-            <w:shd w:val="clear"/>
+            <w:shd w:val="clear" w:color="auto" w:fill="auto"/>
             <w:vAlign w:val="center"/>
           </w:tcPr>
           <w:p>
@@ -917,7 +939,7 @@
               <w:bottom w:val="single" w:color="auto" w:sz="4" w:space="0"/>
               <w:right w:val="single" w:color="auto" w:sz="4" w:space="0"/>
             </w:tcBorders>
-            <w:shd w:val="clear"/>
+            <w:shd w:val="clear" w:color="auto" w:fill="auto"/>
             <w:vAlign w:val="center"/>
           </w:tcPr>
           <w:p>
@@ -954,7 +976,7 @@
               <w:bottom w:val="single" w:color="auto" w:sz="4" w:space="0"/>
               <w:right w:val="single" w:color="auto" w:sz="4" w:space="0"/>
             </w:tcBorders>
-            <w:shd w:val="clear"/>
+            <w:shd w:val="clear" w:color="auto" w:fill="auto"/>
             <w:vAlign w:val="center"/>
           </w:tcPr>
           <w:p>
@@ -991,7 +1013,7 @@
               <w:bottom w:val="single" w:color="auto" w:sz="4" w:space="0"/>
               <w:right w:val="single" w:color="auto" w:sz="4" w:space="0"/>
             </w:tcBorders>
-            <w:shd w:val="clear"/>
+            <w:shd w:val="clear" w:color="auto" w:fill="auto"/>
             <w:vAlign w:val="center"/>
           </w:tcPr>
           <w:p>
@@ -1030,6 +1052,7 @@
             <w:insideH w:val="none" w:color="auto" w:sz="0" w:space="0"/>
             <w:insideV w:val="none" w:color="auto" w:sz="0" w:space="0"/>
           </w:tblBorders>
+          <w:shd w:val="clear" w:color="auto" w:fill="auto"/>
           <w:tblCellMar>
             <w:top w:w="15" w:type="dxa"/>
             <w:left w:w="15" w:type="dxa"/>
@@ -1049,7 +1072,7 @@
               <w:bottom w:val="single" w:color="auto" w:sz="4" w:space="0"/>
               <w:right w:val="single" w:color="auto" w:sz="4" w:space="0"/>
             </w:tcBorders>
-            <w:shd w:val="clear"/>
+            <w:shd w:val="clear" w:color="auto" w:fill="auto"/>
             <w:vAlign w:val="center"/>
           </w:tcPr>
           <w:p>
@@ -1087,7 +1110,7 @@
               <w:bottom w:val="single" w:color="auto" w:sz="4" w:space="0"/>
               <w:right w:val="single" w:color="auto" w:sz="4" w:space="0"/>
             </w:tcBorders>
-            <w:shd w:val="clear"/>
+            <w:shd w:val="clear" w:color="auto" w:fill="auto"/>
             <w:vAlign w:val="center"/>
           </w:tcPr>
           <w:p>
@@ -1125,7 +1148,7 @@
               <w:bottom w:val="single" w:color="auto" w:sz="4" w:space="0"/>
               <w:right w:val="single" w:color="auto" w:sz="4" w:space="0"/>
             </w:tcBorders>
-            <w:shd w:val="clear"/>
+            <w:shd w:val="clear" w:color="auto" w:fill="auto"/>
             <w:vAlign w:val="center"/>
           </w:tcPr>
           <w:p>
@@ -1161,7 +1184,7 @@
               <w:bottom w:val="single" w:color="auto" w:sz="4" w:space="0"/>
               <w:right w:val="single" w:color="auto" w:sz="4" w:space="0"/>
             </w:tcBorders>
-            <w:shd w:val="clear"/>
+            <w:shd w:val="clear" w:color="auto" w:fill="auto"/>
             <w:vAlign w:val="center"/>
           </w:tcPr>
           <w:p>
@@ -1197,7 +1220,7 @@
               <w:bottom w:val="single" w:color="auto" w:sz="4" w:space="0"/>
               <w:right w:val="single" w:color="auto" w:sz="4" w:space="0"/>
             </w:tcBorders>
-            <w:shd w:val="clear"/>
+            <w:shd w:val="clear" w:color="auto" w:fill="auto"/>
             <w:vAlign w:val="center"/>
           </w:tcPr>
           <w:p>
@@ -1235,7 +1258,7 @@
             <w:insideH w:val="none" w:color="auto" w:sz="0" w:space="0"/>
             <w:insideV w:val="none" w:color="auto" w:sz="0" w:space="0"/>
           </w:tblBorders>
-          <w:shd w:val="clear"/>
+          <w:shd w:val="clear" w:color="auto" w:fill="auto"/>
           <w:tblCellMar>
             <w:top w:w="15" w:type="dxa"/>
             <w:left w:w="15" w:type="dxa"/>
@@ -1255,7 +1278,7 @@
               <w:bottom w:val="single" w:color="auto" w:sz="4" w:space="0"/>
               <w:right w:val="single" w:color="auto" w:sz="4" w:space="0"/>
             </w:tcBorders>
-            <w:shd w:val="clear"/>
+            <w:shd w:val="clear" w:color="auto" w:fill="auto"/>
             <w:vAlign w:val="center"/>
           </w:tcPr>
           <w:p>
@@ -1293,7 +1316,7 @@
               <w:bottom w:val="single" w:color="auto" w:sz="4" w:space="0"/>
               <w:right w:val="single" w:color="auto" w:sz="4" w:space="0"/>
             </w:tcBorders>
-            <w:shd w:val="clear"/>
+            <w:shd w:val="clear" w:color="auto" w:fill="auto"/>
             <w:vAlign w:val="center"/>
           </w:tcPr>
           <w:p>
@@ -1331,7 +1354,7 @@
               <w:bottom w:val="single" w:color="auto" w:sz="4" w:space="0"/>
               <w:right w:val="single" w:color="auto" w:sz="4" w:space="0"/>
             </w:tcBorders>
-            <w:shd w:val="clear"/>
+            <w:shd w:val="clear" w:color="auto" w:fill="auto"/>
             <w:vAlign w:val="center"/>
           </w:tcPr>
           <w:p>
@@ -1367,7 +1390,7 @@
               <w:bottom w:val="single" w:color="auto" w:sz="4" w:space="0"/>
               <w:right w:val="single" w:color="auto" w:sz="4" w:space="0"/>
             </w:tcBorders>
-            <w:shd w:val="clear"/>
+            <w:shd w:val="clear" w:color="auto" w:fill="auto"/>
             <w:vAlign w:val="center"/>
           </w:tcPr>
           <w:p>
@@ -1403,7 +1426,7 @@
               <w:bottom w:val="single" w:color="auto" w:sz="4" w:space="0"/>
               <w:right w:val="single" w:color="auto" w:sz="4" w:space="0"/>
             </w:tcBorders>
-            <w:shd w:val="clear"/>
+            <w:shd w:val="clear" w:color="auto" w:fill="auto"/>
             <w:vAlign w:val="center"/>
           </w:tcPr>
           <w:p>
@@ -1441,6 +1464,7 @@
             <w:insideH w:val="none" w:color="auto" w:sz="0" w:space="0"/>
             <w:insideV w:val="none" w:color="auto" w:sz="0" w:space="0"/>
           </w:tblBorders>
+          <w:shd w:val="clear" w:color="auto" w:fill="auto"/>
           <w:tblCellMar>
             <w:top w:w="15" w:type="dxa"/>
             <w:left w:w="15" w:type="dxa"/>
@@ -1460,7 +1484,7 @@
               <w:bottom w:val="single" w:color="auto" w:sz="4" w:space="0"/>
               <w:right w:val="single" w:color="auto" w:sz="4" w:space="0"/>
             </w:tcBorders>
-            <w:shd w:val="clear"/>
+            <w:shd w:val="clear" w:color="auto" w:fill="auto"/>
             <w:vAlign w:val="center"/>
           </w:tcPr>
           <w:p>
@@ -1498,7 +1522,7 @@
               <w:bottom w:val="single" w:color="auto" w:sz="4" w:space="0"/>
               <w:right w:val="single" w:color="auto" w:sz="4" w:space="0"/>
             </w:tcBorders>
-            <w:shd w:val="clear"/>
+            <w:shd w:val="clear" w:color="auto" w:fill="auto"/>
             <w:vAlign w:val="center"/>
           </w:tcPr>
           <w:p>
@@ -1536,7 +1560,7 @@
               <w:bottom w:val="single" w:color="auto" w:sz="4" w:space="0"/>
               <w:right w:val="single" w:color="auto" w:sz="4" w:space="0"/>
             </w:tcBorders>
-            <w:shd w:val="clear"/>
+            <w:shd w:val="clear" w:color="auto" w:fill="auto"/>
             <w:vAlign w:val="center"/>
           </w:tcPr>
           <w:p>
@@ -1572,7 +1596,7 @@
               <w:bottom w:val="single" w:color="auto" w:sz="4" w:space="0"/>
               <w:right w:val="single" w:color="auto" w:sz="4" w:space="0"/>
             </w:tcBorders>
-            <w:shd w:val="clear"/>
+            <w:shd w:val="clear" w:color="auto" w:fill="auto"/>
             <w:vAlign w:val="center"/>
           </w:tcPr>
           <w:p>
@@ -1608,7 +1632,7 @@
               <w:bottom w:val="single" w:color="auto" w:sz="4" w:space="0"/>
               <w:right w:val="single" w:color="auto" w:sz="4" w:space="0"/>
             </w:tcBorders>
-            <w:shd w:val="clear"/>
+            <w:shd w:val="clear" w:color="auto" w:fill="auto"/>
             <w:vAlign w:val="center"/>
           </w:tcPr>
           <w:p>
@@ -1658,6 +1682,7 @@
     </w:p>
     <w:tbl>
       <w:tblPr>
+        <w:tblStyle w:val="7"/>
         <w:tblW w:w="0" w:type="auto"/>
         <w:tblCellSpacing w:w="15" w:type="dxa"/>
         <w:tblInd w:w="10" w:type="dxa"/>
@@ -1669,7 +1694,7 @@
           <w:insideH w:val="none" w:color="auto" w:sz="0" w:space="0"/>
           <w:insideV w:val="none" w:color="auto" w:sz="0" w:space="0"/>
         </w:tblBorders>
-        <w:shd w:val="clear"/>
+        <w:shd w:val="clear" w:color="auto" w:fill="auto"/>
         <w:tblLayout w:type="autofit"/>
         <w:tblCellMar>
           <w:top w:w="15" w:type="dxa"/>
@@ -1694,7 +1719,6 @@
             <w:insideH w:val="none" w:color="auto" w:sz="0" w:space="0"/>
             <w:insideV w:val="none" w:color="auto" w:sz="0" w:space="0"/>
           </w:tblBorders>
-          <w:shd w:val="clear"/>
           <w:tblCellMar>
             <w:top w:w="15" w:type="dxa"/>
             <w:left w:w="15" w:type="dxa"/>
@@ -1715,7 +1739,7 @@
               <w:bottom w:val="single" w:color="auto" w:sz="4" w:space="0"/>
               <w:right w:val="single" w:color="auto" w:sz="4" w:space="0"/>
             </w:tcBorders>
-            <w:shd w:val="clear"/>
+            <w:shd w:val="clear" w:color="auto" w:fill="auto"/>
             <w:vAlign w:val="center"/>
           </w:tcPr>
           <w:p>
@@ -1752,7 +1776,7 @@
               <w:bottom w:val="single" w:color="auto" w:sz="4" w:space="0"/>
               <w:right w:val="single" w:color="auto" w:sz="4" w:space="0"/>
             </w:tcBorders>
-            <w:shd w:val="clear"/>
+            <w:shd w:val="clear" w:color="auto" w:fill="auto"/>
             <w:vAlign w:val="center"/>
           </w:tcPr>
           <w:p>
@@ -1789,7 +1813,7 @@
               <w:bottom w:val="single" w:color="auto" w:sz="4" w:space="0"/>
               <w:right w:val="single" w:color="auto" w:sz="4" w:space="0"/>
             </w:tcBorders>
-            <w:shd w:val="clear"/>
+            <w:shd w:val="clear" w:color="auto" w:fill="auto"/>
             <w:vAlign w:val="center"/>
           </w:tcPr>
           <w:p>
@@ -1826,7 +1850,7 @@
               <w:bottom w:val="single" w:color="auto" w:sz="4" w:space="0"/>
               <w:right w:val="single" w:color="auto" w:sz="4" w:space="0"/>
             </w:tcBorders>
-            <w:shd w:val="clear"/>
+            <w:shd w:val="clear" w:color="auto" w:fill="auto"/>
             <w:vAlign w:val="center"/>
           </w:tcPr>
           <w:p>
@@ -1851,186 +1875,6 @@
                 <w:lang w:val="en-US" w:eastAsia="zh-CN" w:bidi="ar"/>
               </w:rPr>
               <w:t>获取难度</w:t>
-            </w:r>
-          </w:p>
-        </w:tc>
-      </w:tr>
-      <w:tr>
-        <w:tblPrEx>
-          <w:tblBorders>
-            <w:top w:val="none" w:color="auto" w:sz="0" w:space="0"/>
-            <w:left w:val="none" w:color="auto" w:sz="0" w:space="0"/>
-            <w:bottom w:val="none" w:color="auto" w:sz="0" w:space="0"/>
-            <w:right w:val="none" w:color="auto" w:sz="0" w:space="0"/>
-            <w:insideH w:val="none" w:color="auto" w:sz="0" w:space="0"/>
-            <w:insideV w:val="none" w:color="auto" w:sz="0" w:space="0"/>
-          </w:tblBorders>
-          <w:shd w:val="clear"/>
-          <w:tblCellMar>
-            <w:top w:w="15" w:type="dxa"/>
-            <w:left w:w="15" w:type="dxa"/>
-            <w:bottom w:w="15" w:type="dxa"/>
-            <w:right w:w="15" w:type="dxa"/>
-          </w:tblCellMar>
-        </w:tblPrEx>
-        <w:trPr>
-          <w:tblCellSpacing w:w="15" w:type="dxa"/>
-        </w:trPr>
-        <w:tc>
-          <w:tcPr>
-            <w:tcW w:w="0" w:type="auto"/>
-            <w:tcBorders>
-              <w:top w:val="single" w:color="auto" w:sz="4" w:space="0"/>
-              <w:left w:val="single" w:color="auto" w:sz="4" w:space="0"/>
-              <w:bottom w:val="single" w:color="auto" w:sz="4" w:space="0"/>
-              <w:right w:val="single" w:color="auto" w:sz="4" w:space="0"/>
-            </w:tcBorders>
-            <w:shd w:val="clear"/>
-            <w:vAlign w:val="center"/>
-          </w:tcPr>
-          <w:p>
-            <w:pPr>
-              <w:keepNext w:val="0"/>
-              <w:keepLines w:val="0"/>
-              <w:widowControl/>
-              <w:suppressLineNumbers w:val="0"/>
-              <w:spacing w:before="0" w:beforeAutospacing="0" w:line="14" w:lineRule="atLeast"/>
-              <w:jc w:val="left"/>
-              <w:rPr>
-                <w:rFonts w:hint="default" w:ascii="sans-serif" w:hAnsi="sans-serif" w:eastAsia="sans-serif" w:cs="sans-serif"/>
-              </w:rPr>
-            </w:pPr>
-            <w:r>
-              <w:rPr>
-                <w:rFonts w:hint="default" w:ascii="sans-serif" w:hAnsi="sans-serif" w:eastAsia="sans-serif" w:cs="sans-serif"/>
-                <w:b/>
-                <w:bCs/>
-                <w:kern w:val="0"/>
-                <w:sz w:val="24"/>
-                <w:szCs w:val="24"/>
-                <w:lang w:val="en-US" w:eastAsia="zh-CN" w:bidi="ar"/>
-              </w:rPr>
-              <w:t>普通</w:t>
-            </w:r>
-          </w:p>
-        </w:tc>
-        <w:tc>
-          <w:tcPr>
-            <w:tcW w:w="0" w:type="auto"/>
-            <w:tcBorders>
-              <w:top w:val="single" w:color="auto" w:sz="4" w:space="0"/>
-              <w:left w:val="single" w:color="auto" w:sz="4" w:space="0"/>
-              <w:bottom w:val="single" w:color="auto" w:sz="4" w:space="0"/>
-              <w:right w:val="single" w:color="auto" w:sz="4" w:space="0"/>
-            </w:tcBorders>
-            <w:shd w:val="clear"/>
-            <w:vAlign w:val="center"/>
-          </w:tcPr>
-          <w:p>
-            <w:pPr>
-              <w:keepNext w:val="0"/>
-              <w:keepLines w:val="0"/>
-              <w:widowControl/>
-              <w:suppressLineNumbers w:val="0"/>
-              <w:spacing w:before="0" w:beforeAutospacing="0" w:line="14" w:lineRule="atLeast"/>
-              <w:jc w:val="left"/>
-              <w:rPr>
-                <w:rFonts w:hint="default" w:ascii="sans-serif" w:hAnsi="sans-serif" w:eastAsia="sans-serif" w:cs="sans-serif"/>
-              </w:rPr>
-            </w:pPr>
-            <w:r>
-              <w:rPr>
-                <w:rFonts w:hint="default" w:ascii="sans-serif" w:hAnsi="sans-serif" w:eastAsia="sans-serif" w:cs="sans-serif"/>
-                <w:b/>
-                <w:bCs/>
-                <w:kern w:val="0"/>
-                <w:sz w:val="24"/>
-                <w:szCs w:val="24"/>
-                <w:lang w:val="en-US" w:eastAsia="zh-CN" w:bidi="ar"/>
-              </w:rPr>
-              <w:t>白</w:t>
-            </w:r>
-            <w:r>
-              <w:rPr>
-                <w:rFonts w:hint="default" w:ascii="sans-serif" w:hAnsi="sans-serif" w:eastAsia="sans-serif" w:cs="sans-serif"/>
-                <w:kern w:val="0"/>
-                <w:sz w:val="24"/>
-                <w:szCs w:val="24"/>
-                <w:lang w:val="en-US" w:eastAsia="zh-CN" w:bidi="ar"/>
-              </w:rPr>
-              <w:t xml:space="preserve"> (Common)</w:t>
-            </w:r>
-          </w:p>
-        </w:tc>
-        <w:tc>
-          <w:tcPr>
-            <w:tcW w:w="0" w:type="auto"/>
-            <w:tcBorders>
-              <w:top w:val="single" w:color="auto" w:sz="4" w:space="0"/>
-              <w:left w:val="single" w:color="auto" w:sz="4" w:space="0"/>
-              <w:bottom w:val="single" w:color="auto" w:sz="4" w:space="0"/>
-              <w:right w:val="single" w:color="auto" w:sz="4" w:space="0"/>
-            </w:tcBorders>
-            <w:shd w:val="clear"/>
-            <w:vAlign w:val="center"/>
-          </w:tcPr>
-          <w:p>
-            <w:pPr>
-              <w:keepNext w:val="0"/>
-              <w:keepLines w:val="0"/>
-              <w:widowControl/>
-              <w:suppressLineNumbers w:val="0"/>
-              <w:spacing w:before="0" w:beforeAutospacing="0" w:line="14" w:lineRule="atLeast"/>
-              <w:jc w:val="left"/>
-              <w:rPr>
-                <w:rFonts w:hint="default" w:ascii="sans-serif" w:hAnsi="sans-serif" w:eastAsia="sans-serif" w:cs="sans-serif"/>
-              </w:rPr>
-            </w:pPr>
-            <w:r>
-              <w:rPr>
-                <w:rFonts w:hint="default" w:ascii="sans-serif" w:hAnsi="sans-serif" w:eastAsia="sans-serif" w:cs="sans-serif"/>
-                <w:kern w:val="0"/>
-                <w:sz w:val="24"/>
-                <w:szCs w:val="24"/>
-                <w:lang w:val="en-US" w:eastAsia="zh-CN" w:bidi="ar"/>
-              </w:rPr>
-              <w:t>仅基础属性</w:t>
-            </w:r>
-          </w:p>
-        </w:tc>
-        <w:tc>
-          <w:tcPr>
-            <w:tcW w:w="0" w:type="auto"/>
-            <w:tcBorders>
-              <w:top w:val="single" w:color="auto" w:sz="4" w:space="0"/>
-              <w:left w:val="single" w:color="auto" w:sz="4" w:space="0"/>
-              <w:bottom w:val="single" w:color="auto" w:sz="4" w:space="0"/>
-              <w:right w:val="single" w:color="auto" w:sz="4" w:space="0"/>
-            </w:tcBorders>
-            <w:shd w:val="clear"/>
-            <w:vAlign w:val="center"/>
-          </w:tcPr>
-          <w:p>
-            <w:pPr>
-              <w:keepNext w:val="0"/>
-              <w:keepLines w:val="0"/>
-              <w:widowControl/>
-              <w:suppressLineNumbers w:val="0"/>
-              <w:spacing w:before="0" w:beforeAutospacing="0" w:line="14" w:lineRule="atLeast"/>
-              <w:jc w:val="left"/>
-              <w:rPr>
-                <w:rFonts w:hint="default" w:ascii="sans-serif" w:hAnsi="sans-serif" w:eastAsia="sans-serif" w:cs="sans-serif"/>
-              </w:rPr>
-            </w:pPr>
-            <w:r>
-              <w:rPr>
-                <w:rFonts w:hint="default" w:ascii="sans-serif" w:hAnsi="sans-serif" w:eastAsia="sans-serif" w:cs="sans-serif"/>
-                <w:kern w:val="0"/>
-                <w:sz w:val="24"/>
-                <w:szCs w:val="24"/>
-                <w:lang w:val="en-US" w:eastAsia="zh-CN" w:bidi="ar"/>
-              </w:rPr>
-              <w:t>极易 (挂机/普通宝箱)</w:t>
             </w:r>
           </w:p>
         </w:tc>
@@ -2064,7 +1908,7 @@
               <w:bottom w:val="single" w:color="auto" w:sz="4" w:space="0"/>
               <w:right w:val="single" w:color="auto" w:sz="4" w:space="0"/>
             </w:tcBorders>
-            <w:shd w:val="clear"/>
+            <w:shd w:val="clear" w:color="auto" w:fill="auto"/>
             <w:vAlign w:val="center"/>
           </w:tcPr>
           <w:p>
@@ -2089,20 +1933,20 @@
                 <w:szCs w:val="24"/>
                 <w:lang w:val="en-US" w:eastAsia="zh-CN" w:bidi="ar"/>
               </w:rPr>
-              <w:t>优秀</w:t>
-            </w:r>
-          </w:p>
-        </w:tc>
-        <w:tc>
-          <w:tcPr>
-            <w:tcW w:w="0" w:type="auto"/>
-            <w:tcBorders>
-              <w:top w:val="single" w:color="auto" w:sz="4" w:space="0"/>
-              <w:left w:val="single" w:color="auto" w:sz="4" w:space="0"/>
-              <w:bottom w:val="single" w:color="auto" w:sz="4" w:space="0"/>
-              <w:right w:val="single" w:color="auto" w:sz="4" w:space="0"/>
-            </w:tcBorders>
-            <w:shd w:val="clear"/>
+              <w:t>普通</w:t>
+            </w:r>
+          </w:p>
+        </w:tc>
+        <w:tc>
+          <w:tcPr>
+            <w:tcW w:w="0" w:type="auto"/>
+            <w:tcBorders>
+              <w:top w:val="single" w:color="auto" w:sz="4" w:space="0"/>
+              <w:left w:val="single" w:color="auto" w:sz="4" w:space="0"/>
+              <w:bottom w:val="single" w:color="auto" w:sz="4" w:space="0"/>
+              <w:right w:val="single" w:color="auto" w:sz="4" w:space="0"/>
+            </w:tcBorders>
+            <w:shd w:val="clear" w:color="auto" w:fill="auto"/>
             <w:vAlign w:val="center"/>
           </w:tcPr>
           <w:p>
@@ -2127,89 +1971,89 @@
                 <w:szCs w:val="24"/>
                 <w:lang w:val="en-US" w:eastAsia="zh-CN" w:bidi="ar"/>
               </w:rPr>
-              <w:t>绿</w:t>
-            </w:r>
-            <w:r>
-              <w:rPr>
-                <w:rFonts w:hint="default" w:ascii="sans-serif" w:hAnsi="sans-serif" w:eastAsia="sans-serif" w:cs="sans-serif"/>
-                <w:kern w:val="0"/>
-                <w:sz w:val="24"/>
-                <w:szCs w:val="24"/>
-                <w:lang w:val="en-US" w:eastAsia="zh-CN" w:bidi="ar"/>
-              </w:rPr>
-              <w:t xml:space="preserve"> (Uncommon)</w:t>
-            </w:r>
-          </w:p>
-        </w:tc>
-        <w:tc>
-          <w:tcPr>
-            <w:tcW w:w="0" w:type="auto"/>
-            <w:tcBorders>
-              <w:top w:val="single" w:color="auto" w:sz="4" w:space="0"/>
-              <w:left w:val="single" w:color="auto" w:sz="4" w:space="0"/>
-              <w:bottom w:val="single" w:color="auto" w:sz="4" w:space="0"/>
-              <w:right w:val="single" w:color="auto" w:sz="4" w:space="0"/>
-            </w:tcBorders>
-            <w:shd w:val="clear"/>
-            <w:vAlign w:val="center"/>
-          </w:tcPr>
-          <w:p>
-            <w:pPr>
-              <w:keepNext w:val="0"/>
-              <w:keepLines w:val="0"/>
-              <w:widowControl/>
-              <w:suppressLineNumbers w:val="0"/>
-              <w:spacing w:before="0" w:beforeAutospacing="0" w:line="14" w:lineRule="atLeast"/>
-              <w:jc w:val="left"/>
-              <w:rPr>
-                <w:rFonts w:hint="default" w:ascii="sans-serif" w:hAnsi="sans-serif" w:eastAsia="sans-serif" w:cs="sans-serif"/>
-              </w:rPr>
-            </w:pPr>
-            <w:r>
-              <w:rPr>
-                <w:rFonts w:hint="default" w:ascii="sans-serif" w:hAnsi="sans-serif" w:eastAsia="sans-serif" w:cs="sans-serif"/>
-                <w:kern w:val="0"/>
-                <w:sz w:val="24"/>
-                <w:szCs w:val="24"/>
-                <w:lang w:val="en-US" w:eastAsia="zh-CN" w:bidi="ar"/>
-              </w:rPr>
-              <w:t>基础属性 +30%</w:t>
-            </w:r>
-          </w:p>
-        </w:tc>
-        <w:tc>
-          <w:tcPr>
-            <w:tcW w:w="0" w:type="auto"/>
-            <w:tcBorders>
-              <w:top w:val="single" w:color="auto" w:sz="4" w:space="0"/>
-              <w:left w:val="single" w:color="auto" w:sz="4" w:space="0"/>
-              <w:bottom w:val="single" w:color="auto" w:sz="4" w:space="0"/>
-              <w:right w:val="single" w:color="auto" w:sz="4" w:space="0"/>
-            </w:tcBorders>
-            <w:shd w:val="clear"/>
-            <w:vAlign w:val="center"/>
-          </w:tcPr>
-          <w:p>
-            <w:pPr>
-              <w:keepNext w:val="0"/>
-              <w:keepLines w:val="0"/>
-              <w:widowControl/>
-              <w:suppressLineNumbers w:val="0"/>
-              <w:spacing w:before="0" w:beforeAutospacing="0" w:line="14" w:lineRule="atLeast"/>
-              <w:jc w:val="left"/>
-              <w:rPr>
-                <w:rFonts w:hint="default" w:ascii="sans-serif" w:hAnsi="sans-serif" w:eastAsia="sans-serif" w:cs="sans-serif"/>
-              </w:rPr>
-            </w:pPr>
-            <w:r>
-              <w:rPr>
-                <w:rFonts w:hint="default" w:ascii="sans-serif" w:hAnsi="sans-serif" w:eastAsia="sans-serif" w:cs="sans-serif"/>
-                <w:kern w:val="0"/>
-                <w:sz w:val="24"/>
-                <w:szCs w:val="24"/>
-                <w:lang w:val="en-US" w:eastAsia="zh-CN" w:bidi="ar"/>
-              </w:rPr>
-              <w:t>容易 (合成/广告宝箱)</w:t>
+              <w:t>白</w:t>
+            </w:r>
+            <w:r>
+              <w:rPr>
+                <w:rFonts w:hint="default" w:ascii="sans-serif" w:hAnsi="sans-serif" w:eastAsia="sans-serif" w:cs="sans-serif"/>
+                <w:kern w:val="0"/>
+                <w:sz w:val="24"/>
+                <w:szCs w:val="24"/>
+                <w:lang w:val="en-US" w:eastAsia="zh-CN" w:bidi="ar"/>
+              </w:rPr>
+              <w:t xml:space="preserve"> (Common)</w:t>
+            </w:r>
+          </w:p>
+        </w:tc>
+        <w:tc>
+          <w:tcPr>
+            <w:tcW w:w="0" w:type="auto"/>
+            <w:tcBorders>
+              <w:top w:val="single" w:color="auto" w:sz="4" w:space="0"/>
+              <w:left w:val="single" w:color="auto" w:sz="4" w:space="0"/>
+              <w:bottom w:val="single" w:color="auto" w:sz="4" w:space="0"/>
+              <w:right w:val="single" w:color="auto" w:sz="4" w:space="0"/>
+            </w:tcBorders>
+            <w:shd w:val="clear" w:color="auto" w:fill="auto"/>
+            <w:vAlign w:val="center"/>
+          </w:tcPr>
+          <w:p>
+            <w:pPr>
+              <w:keepNext w:val="0"/>
+              <w:keepLines w:val="0"/>
+              <w:widowControl/>
+              <w:suppressLineNumbers w:val="0"/>
+              <w:spacing w:before="0" w:beforeAutospacing="0" w:line="14" w:lineRule="atLeast"/>
+              <w:jc w:val="left"/>
+              <w:rPr>
+                <w:rFonts w:hint="default" w:ascii="sans-serif" w:hAnsi="sans-serif" w:eastAsia="sans-serif" w:cs="sans-serif"/>
+              </w:rPr>
+            </w:pPr>
+            <w:r>
+              <w:rPr>
+                <w:rFonts w:hint="default" w:ascii="sans-serif" w:hAnsi="sans-serif" w:eastAsia="sans-serif" w:cs="sans-serif"/>
+                <w:kern w:val="0"/>
+                <w:sz w:val="24"/>
+                <w:szCs w:val="24"/>
+                <w:lang w:val="en-US" w:eastAsia="zh-CN" w:bidi="ar"/>
+              </w:rPr>
+              <w:t>仅基础属性</w:t>
+            </w:r>
+          </w:p>
+        </w:tc>
+        <w:tc>
+          <w:tcPr>
+            <w:tcW w:w="0" w:type="auto"/>
+            <w:tcBorders>
+              <w:top w:val="single" w:color="auto" w:sz="4" w:space="0"/>
+              <w:left w:val="single" w:color="auto" w:sz="4" w:space="0"/>
+              <w:bottom w:val="single" w:color="auto" w:sz="4" w:space="0"/>
+              <w:right w:val="single" w:color="auto" w:sz="4" w:space="0"/>
+            </w:tcBorders>
+            <w:shd w:val="clear" w:color="auto" w:fill="auto"/>
+            <w:vAlign w:val="center"/>
+          </w:tcPr>
+          <w:p>
+            <w:pPr>
+              <w:keepNext w:val="0"/>
+              <w:keepLines w:val="0"/>
+              <w:widowControl/>
+              <w:suppressLineNumbers w:val="0"/>
+              <w:spacing w:before="0" w:beforeAutospacing="0" w:line="14" w:lineRule="atLeast"/>
+              <w:jc w:val="left"/>
+              <w:rPr>
+                <w:rFonts w:hint="default" w:ascii="sans-serif" w:hAnsi="sans-serif" w:eastAsia="sans-serif" w:cs="sans-serif"/>
+              </w:rPr>
+            </w:pPr>
+            <w:r>
+              <w:rPr>
+                <w:rFonts w:hint="default" w:ascii="sans-serif" w:hAnsi="sans-serif" w:eastAsia="sans-serif" w:cs="sans-serif"/>
+                <w:kern w:val="0"/>
+                <w:sz w:val="24"/>
+                <w:szCs w:val="24"/>
+                <w:lang w:val="en-US" w:eastAsia="zh-CN" w:bidi="ar"/>
+              </w:rPr>
+              <w:t>极易 (挂机/普通宝箱)</w:t>
             </w:r>
           </w:p>
         </w:tc>
@@ -2243,7 +2087,7 @@
               <w:bottom w:val="single" w:color="auto" w:sz="4" w:space="0"/>
               <w:right w:val="single" w:color="auto" w:sz="4" w:space="0"/>
             </w:tcBorders>
-            <w:shd w:val="clear"/>
+            <w:shd w:val="clear" w:color="auto" w:fill="auto"/>
             <w:vAlign w:val="center"/>
           </w:tcPr>
           <w:p>
@@ -2268,20 +2112,20 @@
                 <w:szCs w:val="24"/>
                 <w:lang w:val="en-US" w:eastAsia="zh-CN" w:bidi="ar"/>
               </w:rPr>
-              <w:t>精良</w:t>
-            </w:r>
-          </w:p>
-        </w:tc>
-        <w:tc>
-          <w:tcPr>
-            <w:tcW w:w="0" w:type="auto"/>
-            <w:tcBorders>
-              <w:top w:val="single" w:color="auto" w:sz="4" w:space="0"/>
-              <w:left w:val="single" w:color="auto" w:sz="4" w:space="0"/>
-              <w:bottom w:val="single" w:color="auto" w:sz="4" w:space="0"/>
-              <w:right w:val="single" w:color="auto" w:sz="4" w:space="0"/>
-            </w:tcBorders>
-            <w:shd w:val="clear"/>
+              <w:t>优秀</w:t>
+            </w:r>
+          </w:p>
+        </w:tc>
+        <w:tc>
+          <w:tcPr>
+            <w:tcW w:w="0" w:type="auto"/>
+            <w:tcBorders>
+              <w:top w:val="single" w:color="auto" w:sz="4" w:space="0"/>
+              <w:left w:val="single" w:color="auto" w:sz="4" w:space="0"/>
+              <w:bottom w:val="single" w:color="auto" w:sz="4" w:space="0"/>
+              <w:right w:val="single" w:color="auto" w:sz="4" w:space="0"/>
+            </w:tcBorders>
+            <w:shd w:val="clear" w:color="auto" w:fill="auto"/>
             <w:vAlign w:val="center"/>
           </w:tcPr>
           <w:p>
@@ -2306,89 +2150,89 @@
                 <w:szCs w:val="24"/>
                 <w:lang w:val="en-US" w:eastAsia="zh-CN" w:bidi="ar"/>
               </w:rPr>
-              <w:t>蓝</w:t>
-            </w:r>
-            <w:r>
-              <w:rPr>
-                <w:rFonts w:hint="default" w:ascii="sans-serif" w:hAnsi="sans-serif" w:eastAsia="sans-serif" w:cs="sans-serif"/>
-                <w:kern w:val="0"/>
-                <w:sz w:val="24"/>
-                <w:szCs w:val="24"/>
-                <w:lang w:val="en-US" w:eastAsia="zh-CN" w:bidi="ar"/>
-              </w:rPr>
-              <w:t xml:space="preserve"> (Rare)</w:t>
-            </w:r>
-          </w:p>
-        </w:tc>
-        <w:tc>
-          <w:tcPr>
-            <w:tcW w:w="0" w:type="auto"/>
-            <w:tcBorders>
-              <w:top w:val="single" w:color="auto" w:sz="4" w:space="0"/>
-              <w:left w:val="single" w:color="auto" w:sz="4" w:space="0"/>
-              <w:bottom w:val="single" w:color="auto" w:sz="4" w:space="0"/>
-              <w:right w:val="single" w:color="auto" w:sz="4" w:space="0"/>
-            </w:tcBorders>
-            <w:shd w:val="clear"/>
-            <w:vAlign w:val="center"/>
-          </w:tcPr>
-          <w:p>
-            <w:pPr>
-              <w:keepNext w:val="0"/>
-              <w:keepLines w:val="0"/>
-              <w:widowControl/>
-              <w:suppressLineNumbers w:val="0"/>
-              <w:spacing w:before="0" w:beforeAutospacing="0" w:line="14" w:lineRule="atLeast"/>
-              <w:jc w:val="left"/>
-              <w:rPr>
-                <w:rFonts w:hint="default" w:ascii="sans-serif" w:hAnsi="sans-serif" w:eastAsia="sans-serif" w:cs="sans-serif"/>
-              </w:rPr>
-            </w:pPr>
-            <w:r>
-              <w:rPr>
-                <w:rFonts w:hint="default" w:ascii="sans-serif" w:hAnsi="sans-serif" w:eastAsia="sans-serif" w:cs="sans-serif"/>
-                <w:kern w:val="0"/>
-                <w:sz w:val="24"/>
-                <w:szCs w:val="24"/>
-                <w:lang w:val="en-US" w:eastAsia="zh-CN" w:bidi="ar"/>
-              </w:rPr>
-              <w:t>激活副词条1 (如: 对Boss伤害+5%)</w:t>
-            </w:r>
-          </w:p>
-        </w:tc>
-        <w:tc>
-          <w:tcPr>
-            <w:tcW w:w="0" w:type="auto"/>
-            <w:tcBorders>
-              <w:top w:val="single" w:color="auto" w:sz="4" w:space="0"/>
-              <w:left w:val="single" w:color="auto" w:sz="4" w:space="0"/>
-              <w:bottom w:val="single" w:color="auto" w:sz="4" w:space="0"/>
-              <w:right w:val="single" w:color="auto" w:sz="4" w:space="0"/>
-            </w:tcBorders>
-            <w:shd w:val="clear"/>
-            <w:vAlign w:val="center"/>
-          </w:tcPr>
-          <w:p>
-            <w:pPr>
-              <w:keepNext w:val="0"/>
-              <w:keepLines w:val="0"/>
-              <w:widowControl/>
-              <w:suppressLineNumbers w:val="0"/>
-              <w:spacing w:before="0" w:beforeAutospacing="0" w:line="14" w:lineRule="atLeast"/>
-              <w:jc w:val="left"/>
-              <w:rPr>
-                <w:rFonts w:hint="default" w:ascii="sans-serif" w:hAnsi="sans-serif" w:eastAsia="sans-serif" w:cs="sans-serif"/>
-              </w:rPr>
-            </w:pPr>
-            <w:r>
-              <w:rPr>
-                <w:rFonts w:hint="default" w:ascii="sans-serif" w:hAnsi="sans-serif" w:eastAsia="sans-serif" w:cs="sans-serif"/>
-                <w:kern w:val="0"/>
-                <w:sz w:val="24"/>
-                <w:szCs w:val="24"/>
-                <w:lang w:val="en-US" w:eastAsia="zh-CN" w:bidi="ar"/>
-              </w:rPr>
-              <w:t>中等 (合成)</w:t>
+              <w:t>绿</w:t>
+            </w:r>
+            <w:r>
+              <w:rPr>
+                <w:rFonts w:hint="default" w:ascii="sans-serif" w:hAnsi="sans-serif" w:eastAsia="sans-serif" w:cs="sans-serif"/>
+                <w:kern w:val="0"/>
+                <w:sz w:val="24"/>
+                <w:szCs w:val="24"/>
+                <w:lang w:val="en-US" w:eastAsia="zh-CN" w:bidi="ar"/>
+              </w:rPr>
+              <w:t xml:space="preserve"> (Uncommon)</w:t>
+            </w:r>
+          </w:p>
+        </w:tc>
+        <w:tc>
+          <w:tcPr>
+            <w:tcW w:w="0" w:type="auto"/>
+            <w:tcBorders>
+              <w:top w:val="single" w:color="auto" w:sz="4" w:space="0"/>
+              <w:left w:val="single" w:color="auto" w:sz="4" w:space="0"/>
+              <w:bottom w:val="single" w:color="auto" w:sz="4" w:space="0"/>
+              <w:right w:val="single" w:color="auto" w:sz="4" w:space="0"/>
+            </w:tcBorders>
+            <w:shd w:val="clear" w:color="auto" w:fill="auto"/>
+            <w:vAlign w:val="center"/>
+          </w:tcPr>
+          <w:p>
+            <w:pPr>
+              <w:keepNext w:val="0"/>
+              <w:keepLines w:val="0"/>
+              <w:widowControl/>
+              <w:suppressLineNumbers w:val="0"/>
+              <w:spacing w:before="0" w:beforeAutospacing="0" w:line="14" w:lineRule="atLeast"/>
+              <w:jc w:val="left"/>
+              <w:rPr>
+                <w:rFonts w:hint="default" w:ascii="sans-serif" w:hAnsi="sans-serif" w:eastAsia="sans-serif" w:cs="sans-serif"/>
+              </w:rPr>
+            </w:pPr>
+            <w:r>
+              <w:rPr>
+                <w:rFonts w:hint="default" w:ascii="sans-serif" w:hAnsi="sans-serif" w:eastAsia="sans-serif" w:cs="sans-serif"/>
+                <w:kern w:val="0"/>
+                <w:sz w:val="24"/>
+                <w:szCs w:val="24"/>
+                <w:lang w:val="en-US" w:eastAsia="zh-CN" w:bidi="ar"/>
+              </w:rPr>
+              <w:t>基础属性 +30%</w:t>
+            </w:r>
+          </w:p>
+        </w:tc>
+        <w:tc>
+          <w:tcPr>
+            <w:tcW w:w="0" w:type="auto"/>
+            <w:tcBorders>
+              <w:top w:val="single" w:color="auto" w:sz="4" w:space="0"/>
+              <w:left w:val="single" w:color="auto" w:sz="4" w:space="0"/>
+              <w:bottom w:val="single" w:color="auto" w:sz="4" w:space="0"/>
+              <w:right w:val="single" w:color="auto" w:sz="4" w:space="0"/>
+            </w:tcBorders>
+            <w:shd w:val="clear" w:color="auto" w:fill="auto"/>
+            <w:vAlign w:val="center"/>
+          </w:tcPr>
+          <w:p>
+            <w:pPr>
+              <w:keepNext w:val="0"/>
+              <w:keepLines w:val="0"/>
+              <w:widowControl/>
+              <w:suppressLineNumbers w:val="0"/>
+              <w:spacing w:before="0" w:beforeAutospacing="0" w:line="14" w:lineRule="atLeast"/>
+              <w:jc w:val="left"/>
+              <w:rPr>
+                <w:rFonts w:hint="default" w:ascii="sans-serif" w:hAnsi="sans-serif" w:eastAsia="sans-serif" w:cs="sans-serif"/>
+              </w:rPr>
+            </w:pPr>
+            <w:r>
+              <w:rPr>
+                <w:rFonts w:hint="default" w:ascii="sans-serif" w:hAnsi="sans-serif" w:eastAsia="sans-serif" w:cs="sans-serif"/>
+                <w:kern w:val="0"/>
+                <w:sz w:val="24"/>
+                <w:szCs w:val="24"/>
+                <w:lang w:val="en-US" w:eastAsia="zh-CN" w:bidi="ar"/>
+              </w:rPr>
+              <w:t>容易 (合成/广告宝箱)</w:t>
             </w:r>
           </w:p>
         </w:tc>
@@ -2422,7 +2266,7 @@
               <w:bottom w:val="single" w:color="auto" w:sz="4" w:space="0"/>
               <w:right w:val="single" w:color="auto" w:sz="4" w:space="0"/>
             </w:tcBorders>
-            <w:shd w:val="clear"/>
+            <w:shd w:val="clear" w:color="auto" w:fill="auto"/>
             <w:vAlign w:val="center"/>
           </w:tcPr>
           <w:p>
@@ -2447,20 +2291,20 @@
                 <w:szCs w:val="24"/>
                 <w:lang w:val="en-US" w:eastAsia="zh-CN" w:bidi="ar"/>
               </w:rPr>
-              <w:t>史诗</w:t>
-            </w:r>
-          </w:p>
-        </w:tc>
-        <w:tc>
-          <w:tcPr>
-            <w:tcW w:w="0" w:type="auto"/>
-            <w:tcBorders>
-              <w:top w:val="single" w:color="auto" w:sz="4" w:space="0"/>
-              <w:left w:val="single" w:color="auto" w:sz="4" w:space="0"/>
-              <w:bottom w:val="single" w:color="auto" w:sz="4" w:space="0"/>
-              <w:right w:val="single" w:color="auto" w:sz="4" w:space="0"/>
-            </w:tcBorders>
-            <w:shd w:val="clear"/>
+              <w:t>精良</w:t>
+            </w:r>
+          </w:p>
+        </w:tc>
+        <w:tc>
+          <w:tcPr>
+            <w:tcW w:w="0" w:type="auto"/>
+            <w:tcBorders>
+              <w:top w:val="single" w:color="auto" w:sz="4" w:space="0"/>
+              <w:left w:val="single" w:color="auto" w:sz="4" w:space="0"/>
+              <w:bottom w:val="single" w:color="auto" w:sz="4" w:space="0"/>
+              <w:right w:val="single" w:color="auto" w:sz="4" w:space="0"/>
+            </w:tcBorders>
+            <w:shd w:val="clear" w:color="auto" w:fill="auto"/>
             <w:vAlign w:val="center"/>
           </w:tcPr>
           <w:p>
@@ -2485,89 +2329,89 @@
                 <w:szCs w:val="24"/>
                 <w:lang w:val="en-US" w:eastAsia="zh-CN" w:bidi="ar"/>
               </w:rPr>
-              <w:t>紫</w:t>
-            </w:r>
-            <w:r>
-              <w:rPr>
-                <w:rFonts w:hint="default" w:ascii="sans-serif" w:hAnsi="sans-serif" w:eastAsia="sans-serif" w:cs="sans-serif"/>
-                <w:kern w:val="0"/>
-                <w:sz w:val="24"/>
-                <w:szCs w:val="24"/>
-                <w:lang w:val="en-US" w:eastAsia="zh-CN" w:bidi="ar"/>
-              </w:rPr>
-              <w:t xml:space="preserve"> (Epic)</w:t>
-            </w:r>
-          </w:p>
-        </w:tc>
-        <w:tc>
-          <w:tcPr>
-            <w:tcW w:w="0" w:type="auto"/>
-            <w:tcBorders>
-              <w:top w:val="single" w:color="auto" w:sz="4" w:space="0"/>
-              <w:left w:val="single" w:color="auto" w:sz="4" w:space="0"/>
-              <w:bottom w:val="single" w:color="auto" w:sz="4" w:space="0"/>
-              <w:right w:val="single" w:color="auto" w:sz="4" w:space="0"/>
-            </w:tcBorders>
-            <w:shd w:val="clear"/>
-            <w:vAlign w:val="center"/>
-          </w:tcPr>
-          <w:p>
-            <w:pPr>
-              <w:keepNext w:val="0"/>
-              <w:keepLines w:val="0"/>
-              <w:widowControl/>
-              <w:suppressLineNumbers w:val="0"/>
-              <w:spacing w:before="0" w:beforeAutospacing="0" w:line="14" w:lineRule="atLeast"/>
-              <w:jc w:val="left"/>
-              <w:rPr>
-                <w:rFonts w:hint="default" w:ascii="sans-serif" w:hAnsi="sans-serif" w:eastAsia="sans-serif" w:cs="sans-serif"/>
-              </w:rPr>
-            </w:pPr>
-            <w:r>
-              <w:rPr>
-                <w:rFonts w:hint="default" w:ascii="sans-serif" w:hAnsi="sans-serif" w:eastAsia="sans-serif" w:cs="sans-serif"/>
-                <w:kern w:val="0"/>
-                <w:sz w:val="24"/>
-                <w:szCs w:val="24"/>
-                <w:lang w:val="en-US" w:eastAsia="zh-CN" w:bidi="ar"/>
-              </w:rPr>
-              <w:t>基础属性大幅提升，激活副词条2</w:t>
-            </w:r>
-          </w:p>
-        </w:tc>
-        <w:tc>
-          <w:tcPr>
-            <w:tcW w:w="0" w:type="auto"/>
-            <w:tcBorders>
-              <w:top w:val="single" w:color="auto" w:sz="4" w:space="0"/>
-              <w:left w:val="single" w:color="auto" w:sz="4" w:space="0"/>
-              <w:bottom w:val="single" w:color="auto" w:sz="4" w:space="0"/>
-              <w:right w:val="single" w:color="auto" w:sz="4" w:space="0"/>
-            </w:tcBorders>
-            <w:shd w:val="clear"/>
-            <w:vAlign w:val="center"/>
-          </w:tcPr>
-          <w:p>
-            <w:pPr>
-              <w:keepNext w:val="0"/>
-              <w:keepLines w:val="0"/>
-              <w:widowControl/>
-              <w:suppressLineNumbers w:val="0"/>
-              <w:spacing w:before="0" w:beforeAutospacing="0" w:line="14" w:lineRule="atLeast"/>
-              <w:jc w:val="left"/>
-              <w:rPr>
-                <w:rFonts w:hint="default" w:ascii="sans-serif" w:hAnsi="sans-serif" w:eastAsia="sans-serif" w:cs="sans-serif"/>
-              </w:rPr>
-            </w:pPr>
-            <w:r>
-              <w:rPr>
-                <w:rFonts w:hint="default" w:ascii="sans-serif" w:hAnsi="sans-serif" w:eastAsia="sans-serif" w:cs="sans-serif"/>
-                <w:kern w:val="0"/>
-                <w:sz w:val="24"/>
-                <w:szCs w:val="24"/>
-                <w:lang w:val="en-US" w:eastAsia="zh-CN" w:bidi="ar"/>
-              </w:rPr>
-              <w:t>难 (合成/累积)</w:t>
+              <w:t>蓝</w:t>
+            </w:r>
+            <w:r>
+              <w:rPr>
+                <w:rFonts w:hint="default" w:ascii="sans-serif" w:hAnsi="sans-serif" w:eastAsia="sans-serif" w:cs="sans-serif"/>
+                <w:kern w:val="0"/>
+                <w:sz w:val="24"/>
+                <w:szCs w:val="24"/>
+                <w:lang w:val="en-US" w:eastAsia="zh-CN" w:bidi="ar"/>
+              </w:rPr>
+              <w:t xml:space="preserve"> (Rare)</w:t>
+            </w:r>
+          </w:p>
+        </w:tc>
+        <w:tc>
+          <w:tcPr>
+            <w:tcW w:w="0" w:type="auto"/>
+            <w:tcBorders>
+              <w:top w:val="single" w:color="auto" w:sz="4" w:space="0"/>
+              <w:left w:val="single" w:color="auto" w:sz="4" w:space="0"/>
+              <w:bottom w:val="single" w:color="auto" w:sz="4" w:space="0"/>
+              <w:right w:val="single" w:color="auto" w:sz="4" w:space="0"/>
+            </w:tcBorders>
+            <w:shd w:val="clear" w:color="auto" w:fill="auto"/>
+            <w:vAlign w:val="center"/>
+          </w:tcPr>
+          <w:p>
+            <w:pPr>
+              <w:keepNext w:val="0"/>
+              <w:keepLines w:val="0"/>
+              <w:widowControl/>
+              <w:suppressLineNumbers w:val="0"/>
+              <w:spacing w:before="0" w:beforeAutospacing="0" w:line="14" w:lineRule="atLeast"/>
+              <w:jc w:val="left"/>
+              <w:rPr>
+                <w:rFonts w:hint="default" w:ascii="sans-serif" w:hAnsi="sans-serif" w:eastAsia="sans-serif" w:cs="sans-serif"/>
+              </w:rPr>
+            </w:pPr>
+            <w:r>
+              <w:rPr>
+                <w:rFonts w:hint="default" w:ascii="sans-serif" w:hAnsi="sans-serif" w:eastAsia="sans-serif" w:cs="sans-serif"/>
+                <w:kern w:val="0"/>
+                <w:sz w:val="24"/>
+                <w:szCs w:val="24"/>
+                <w:lang w:val="en-US" w:eastAsia="zh-CN" w:bidi="ar"/>
+              </w:rPr>
+              <w:t>激活副词条1 (如: 对Boss伤害+5%)</w:t>
+            </w:r>
+          </w:p>
+        </w:tc>
+        <w:tc>
+          <w:tcPr>
+            <w:tcW w:w="0" w:type="auto"/>
+            <w:tcBorders>
+              <w:top w:val="single" w:color="auto" w:sz="4" w:space="0"/>
+              <w:left w:val="single" w:color="auto" w:sz="4" w:space="0"/>
+              <w:bottom w:val="single" w:color="auto" w:sz="4" w:space="0"/>
+              <w:right w:val="single" w:color="auto" w:sz="4" w:space="0"/>
+            </w:tcBorders>
+            <w:shd w:val="clear" w:color="auto" w:fill="auto"/>
+            <w:vAlign w:val="center"/>
+          </w:tcPr>
+          <w:p>
+            <w:pPr>
+              <w:keepNext w:val="0"/>
+              <w:keepLines w:val="0"/>
+              <w:widowControl/>
+              <w:suppressLineNumbers w:val="0"/>
+              <w:spacing w:before="0" w:beforeAutospacing="0" w:line="14" w:lineRule="atLeast"/>
+              <w:jc w:val="left"/>
+              <w:rPr>
+                <w:rFonts w:hint="default" w:ascii="sans-serif" w:hAnsi="sans-serif" w:eastAsia="sans-serif" w:cs="sans-serif"/>
+              </w:rPr>
+            </w:pPr>
+            <w:r>
+              <w:rPr>
+                <w:rFonts w:hint="default" w:ascii="sans-serif" w:hAnsi="sans-serif" w:eastAsia="sans-serif" w:cs="sans-serif"/>
+                <w:kern w:val="0"/>
+                <w:sz w:val="24"/>
+                <w:szCs w:val="24"/>
+                <w:lang w:val="en-US" w:eastAsia="zh-CN" w:bidi="ar"/>
+              </w:rPr>
+              <w:t>中等 (合成)</w:t>
             </w:r>
           </w:p>
         </w:tc>
@@ -2582,7 +2426,7 @@
             <w:insideH w:val="none" w:color="auto" w:sz="0" w:space="0"/>
             <w:insideV w:val="none" w:color="auto" w:sz="0" w:space="0"/>
           </w:tblBorders>
-          <w:shd w:val="clear"/>
+          <w:shd w:val="clear" w:color="auto" w:fill="auto"/>
           <w:tblCellMar>
             <w:top w:w="15" w:type="dxa"/>
             <w:left w:w="15" w:type="dxa"/>
@@ -2602,7 +2446,7 @@
               <w:bottom w:val="single" w:color="auto" w:sz="4" w:space="0"/>
               <w:right w:val="single" w:color="auto" w:sz="4" w:space="0"/>
             </w:tcBorders>
-            <w:shd w:val="clear"/>
+            <w:shd w:val="clear" w:color="auto" w:fill="auto"/>
             <w:vAlign w:val="center"/>
           </w:tcPr>
           <w:p>
@@ -2627,20 +2471,20 @@
                 <w:szCs w:val="24"/>
                 <w:lang w:val="en-US" w:eastAsia="zh-CN" w:bidi="ar"/>
               </w:rPr>
-              <w:t>传说</w:t>
-            </w:r>
-          </w:p>
-        </w:tc>
-        <w:tc>
-          <w:tcPr>
-            <w:tcW w:w="0" w:type="auto"/>
-            <w:tcBorders>
-              <w:top w:val="single" w:color="auto" w:sz="4" w:space="0"/>
-              <w:left w:val="single" w:color="auto" w:sz="4" w:space="0"/>
-              <w:bottom w:val="single" w:color="auto" w:sz="4" w:space="0"/>
-              <w:right w:val="single" w:color="auto" w:sz="4" w:space="0"/>
-            </w:tcBorders>
-            <w:shd w:val="clear"/>
+              <w:t>史诗</w:t>
+            </w:r>
+          </w:p>
+        </w:tc>
+        <w:tc>
+          <w:tcPr>
+            <w:tcW w:w="0" w:type="auto"/>
+            <w:tcBorders>
+              <w:top w:val="single" w:color="auto" w:sz="4" w:space="0"/>
+              <w:left w:val="single" w:color="auto" w:sz="4" w:space="0"/>
+              <w:bottom w:val="single" w:color="auto" w:sz="4" w:space="0"/>
+              <w:right w:val="single" w:color="auto" w:sz="4" w:space="0"/>
+            </w:tcBorders>
+            <w:shd w:val="clear" w:color="auto" w:fill="auto"/>
             <w:vAlign w:val="center"/>
           </w:tcPr>
           <w:p>
@@ -2665,30 +2509,124 @@
                 <w:szCs w:val="24"/>
                 <w:lang w:val="en-US" w:eastAsia="zh-CN" w:bidi="ar"/>
               </w:rPr>
-              <w:t>橙</w:t>
-            </w:r>
-            <w:r>
-              <w:rPr>
-                <w:rFonts w:hint="default" w:ascii="sans-serif" w:hAnsi="sans-serif" w:eastAsia="sans-serif" w:cs="sans-serif"/>
-                <w:kern w:val="0"/>
-                <w:sz w:val="24"/>
-                <w:szCs w:val="24"/>
-                <w:lang w:val="en-US" w:eastAsia="zh-CN" w:bidi="ar"/>
-              </w:rPr>
-              <w:t xml:space="preserve"> (Legendary)</w:t>
-            </w:r>
-          </w:p>
-        </w:tc>
-        <w:tc>
-          <w:tcPr>
-            <w:tcW w:w="0" w:type="auto"/>
-            <w:tcBorders>
-              <w:top w:val="single" w:color="auto" w:sz="4" w:space="0"/>
-              <w:left w:val="single" w:color="auto" w:sz="4" w:space="0"/>
-              <w:bottom w:val="single" w:color="auto" w:sz="4" w:space="0"/>
-              <w:right w:val="single" w:color="auto" w:sz="4" w:space="0"/>
-            </w:tcBorders>
-            <w:shd w:val="clear"/>
+              <w:t>紫</w:t>
+            </w:r>
+            <w:r>
+              <w:rPr>
+                <w:rFonts w:hint="default" w:ascii="sans-serif" w:hAnsi="sans-serif" w:eastAsia="sans-serif" w:cs="sans-serif"/>
+                <w:kern w:val="0"/>
+                <w:sz w:val="24"/>
+                <w:szCs w:val="24"/>
+                <w:lang w:val="en-US" w:eastAsia="zh-CN" w:bidi="ar"/>
+              </w:rPr>
+              <w:t xml:space="preserve"> (Epic)</w:t>
+            </w:r>
+          </w:p>
+        </w:tc>
+        <w:tc>
+          <w:tcPr>
+            <w:tcW w:w="0" w:type="auto"/>
+            <w:tcBorders>
+              <w:top w:val="single" w:color="auto" w:sz="4" w:space="0"/>
+              <w:left w:val="single" w:color="auto" w:sz="4" w:space="0"/>
+              <w:bottom w:val="single" w:color="auto" w:sz="4" w:space="0"/>
+              <w:right w:val="single" w:color="auto" w:sz="4" w:space="0"/>
+            </w:tcBorders>
+            <w:shd w:val="clear" w:color="auto" w:fill="auto"/>
+            <w:vAlign w:val="center"/>
+          </w:tcPr>
+          <w:p>
+            <w:pPr>
+              <w:keepNext w:val="0"/>
+              <w:keepLines w:val="0"/>
+              <w:widowControl/>
+              <w:suppressLineNumbers w:val="0"/>
+              <w:spacing w:before="0" w:beforeAutospacing="0" w:line="14" w:lineRule="atLeast"/>
+              <w:jc w:val="left"/>
+              <w:rPr>
+                <w:rFonts w:hint="default" w:ascii="sans-serif" w:hAnsi="sans-serif" w:eastAsia="sans-serif" w:cs="sans-serif"/>
+              </w:rPr>
+            </w:pPr>
+            <w:r>
+              <w:rPr>
+                <w:rFonts w:hint="default" w:ascii="sans-serif" w:hAnsi="sans-serif" w:eastAsia="sans-serif" w:cs="sans-serif"/>
+                <w:kern w:val="0"/>
+                <w:sz w:val="24"/>
+                <w:szCs w:val="24"/>
+                <w:lang w:val="en-US" w:eastAsia="zh-CN" w:bidi="ar"/>
+              </w:rPr>
+              <w:t>基础属性大幅提升，激活副词条2</w:t>
+            </w:r>
+          </w:p>
+        </w:tc>
+        <w:tc>
+          <w:tcPr>
+            <w:tcW w:w="0" w:type="auto"/>
+            <w:tcBorders>
+              <w:top w:val="single" w:color="auto" w:sz="4" w:space="0"/>
+              <w:left w:val="single" w:color="auto" w:sz="4" w:space="0"/>
+              <w:bottom w:val="single" w:color="auto" w:sz="4" w:space="0"/>
+              <w:right w:val="single" w:color="auto" w:sz="4" w:space="0"/>
+            </w:tcBorders>
+            <w:shd w:val="clear" w:color="auto" w:fill="auto"/>
+            <w:vAlign w:val="center"/>
+          </w:tcPr>
+          <w:p>
+            <w:pPr>
+              <w:keepNext w:val="0"/>
+              <w:keepLines w:val="0"/>
+              <w:widowControl/>
+              <w:suppressLineNumbers w:val="0"/>
+              <w:spacing w:before="0" w:beforeAutospacing="0" w:line="14" w:lineRule="atLeast"/>
+              <w:jc w:val="left"/>
+              <w:rPr>
+                <w:rFonts w:hint="default" w:ascii="sans-serif" w:hAnsi="sans-serif" w:eastAsia="sans-serif" w:cs="sans-serif"/>
+              </w:rPr>
+            </w:pPr>
+            <w:r>
+              <w:rPr>
+                <w:rFonts w:hint="default" w:ascii="sans-serif" w:hAnsi="sans-serif" w:eastAsia="sans-serif" w:cs="sans-serif"/>
+                <w:kern w:val="0"/>
+                <w:sz w:val="24"/>
+                <w:szCs w:val="24"/>
+                <w:lang w:val="en-US" w:eastAsia="zh-CN" w:bidi="ar"/>
+              </w:rPr>
+              <w:t>难 (合成/累积)</w:t>
+            </w:r>
+          </w:p>
+        </w:tc>
+      </w:tr>
+      <w:tr>
+        <w:tblPrEx>
+          <w:tblBorders>
+            <w:top w:val="none" w:color="auto" w:sz="0" w:space="0"/>
+            <w:left w:val="none" w:color="auto" w:sz="0" w:space="0"/>
+            <w:bottom w:val="none" w:color="auto" w:sz="0" w:space="0"/>
+            <w:right w:val="none" w:color="auto" w:sz="0" w:space="0"/>
+            <w:insideH w:val="none" w:color="auto" w:sz="0" w:space="0"/>
+            <w:insideV w:val="none" w:color="auto" w:sz="0" w:space="0"/>
+          </w:tblBorders>
+          <w:shd w:val="clear" w:color="auto" w:fill="auto"/>
+          <w:tblCellMar>
+            <w:top w:w="15" w:type="dxa"/>
+            <w:left w:w="15" w:type="dxa"/>
+            <w:bottom w:w="15" w:type="dxa"/>
+            <w:right w:w="15" w:type="dxa"/>
+          </w:tblCellMar>
+        </w:tblPrEx>
+        <w:trPr>
+          <w:tblCellSpacing w:w="15" w:type="dxa"/>
+        </w:trPr>
+        <w:tc>
+          <w:tcPr>
+            <w:tcW w:w="0" w:type="auto"/>
+            <w:tcBorders>
+              <w:top w:val="single" w:color="auto" w:sz="4" w:space="0"/>
+              <w:left w:val="single" w:color="auto" w:sz="4" w:space="0"/>
+              <w:bottom w:val="single" w:color="auto" w:sz="4" w:space="0"/>
+              <w:right w:val="single" w:color="auto" w:sz="4" w:space="0"/>
+            </w:tcBorders>
+            <w:shd w:val="clear" w:color="auto" w:fill="auto"/>
             <w:vAlign w:val="center"/>
           </w:tcPr>
           <w:p>
@@ -2713,6 +2651,92 @@
                 <w:szCs w:val="24"/>
                 <w:lang w:val="en-US" w:eastAsia="zh-CN" w:bidi="ar"/>
               </w:rPr>
+              <w:t>传说</w:t>
+            </w:r>
+          </w:p>
+        </w:tc>
+        <w:tc>
+          <w:tcPr>
+            <w:tcW w:w="0" w:type="auto"/>
+            <w:tcBorders>
+              <w:top w:val="single" w:color="auto" w:sz="4" w:space="0"/>
+              <w:left w:val="single" w:color="auto" w:sz="4" w:space="0"/>
+              <w:bottom w:val="single" w:color="auto" w:sz="4" w:space="0"/>
+              <w:right w:val="single" w:color="auto" w:sz="4" w:space="0"/>
+            </w:tcBorders>
+            <w:shd w:val="clear" w:color="auto" w:fill="auto"/>
+            <w:vAlign w:val="center"/>
+          </w:tcPr>
+          <w:p>
+            <w:pPr>
+              <w:keepNext w:val="0"/>
+              <w:keepLines w:val="0"/>
+              <w:widowControl/>
+              <w:suppressLineNumbers w:val="0"/>
+              <w:spacing w:before="0" w:beforeAutospacing="0" w:line="14" w:lineRule="atLeast"/>
+              <w:jc w:val="left"/>
+              <w:rPr>
+                <w:rFonts w:hint="default" w:ascii="sans-serif" w:hAnsi="sans-serif" w:eastAsia="sans-serif" w:cs="sans-serif"/>
+              </w:rPr>
+            </w:pPr>
+            <w:r>
+              <w:rPr>
+                <w:rFonts w:hint="default" w:ascii="sans-serif" w:hAnsi="sans-serif" w:eastAsia="sans-serif" w:cs="sans-serif"/>
+                <w:b/>
+                <w:bCs/>
+                <w:kern w:val="0"/>
+                <w:sz w:val="24"/>
+                <w:szCs w:val="24"/>
+                <w:lang w:val="en-US" w:eastAsia="zh-CN" w:bidi="ar"/>
+              </w:rPr>
+              <w:t>橙</w:t>
+            </w:r>
+            <w:r>
+              <w:rPr>
+                <w:rFonts w:hint="default" w:ascii="sans-serif" w:hAnsi="sans-serif" w:eastAsia="sans-serif" w:cs="sans-serif"/>
+                <w:kern w:val="0"/>
+                <w:sz w:val="24"/>
+                <w:szCs w:val="24"/>
+                <w:lang w:val="en-US" w:eastAsia="zh-CN" w:bidi="ar"/>
+              </w:rPr>
+              <w:t xml:space="preserve"> (Legendary)</w:t>
+            </w:r>
+          </w:p>
+        </w:tc>
+        <w:tc>
+          <w:tcPr>
+            <w:tcW w:w="0" w:type="auto"/>
+            <w:tcBorders>
+              <w:top w:val="single" w:color="auto" w:sz="4" w:space="0"/>
+              <w:left w:val="single" w:color="auto" w:sz="4" w:space="0"/>
+              <w:bottom w:val="single" w:color="auto" w:sz="4" w:space="0"/>
+              <w:right w:val="single" w:color="auto" w:sz="4" w:space="0"/>
+            </w:tcBorders>
+            <w:shd w:val="clear" w:color="auto" w:fill="auto"/>
+            <w:vAlign w:val="center"/>
+          </w:tcPr>
+          <w:p>
+            <w:pPr>
+              <w:keepNext w:val="0"/>
+              <w:keepLines w:val="0"/>
+              <w:widowControl/>
+              <w:suppressLineNumbers w:val="0"/>
+              <w:spacing w:before="0" w:beforeAutospacing="0" w:line="14" w:lineRule="atLeast"/>
+              <w:jc w:val="left"/>
+              <w:rPr>
+                <w:rFonts w:hint="default" w:ascii="sans-serif" w:hAnsi="sans-serif" w:eastAsia="sans-serif" w:cs="sans-serif"/>
+              </w:rPr>
+            </w:pPr>
+            <w:r>
+              <w:rPr>
+                <w:rFonts w:hint="default" w:ascii="sans-serif" w:hAnsi="sans-serif" w:eastAsia="sans-serif" w:cs="sans-serif"/>
+                <w:b/>
+                <w:bCs/>
+                <w:kern w:val="0"/>
+                <w:sz w:val="24"/>
+                <w:szCs w:val="24"/>
+                <w:lang w:val="en-US" w:eastAsia="zh-CN" w:bidi="ar"/>
+              </w:rPr>
               <w:t>激活特殊被动</w:t>
             </w:r>
             <w:r>
@@ -2736,7 +2760,7 @@
               <w:bottom w:val="single" w:color="auto" w:sz="4" w:space="0"/>
               <w:right w:val="single" w:color="auto" w:sz="4" w:space="0"/>
             </w:tcBorders>
-            <w:shd w:val="clear"/>
+            <w:shd w:val="clear" w:color="auto" w:fill="auto"/>
             <w:vAlign w:val="center"/>
           </w:tcPr>
           <w:p>
@@ -2777,6 +2801,58 @@
           <w:rFonts w:hint="default" w:ascii="sans-serif" w:hAnsi="sans-serif" w:eastAsia="sans-serif" w:cs="sans-serif"/>
         </w:rPr>
       </w:pPr>
+    </w:p>
+    <w:p>
+      <w:pPr>
+        <w:pStyle w:val="4"/>
+        <w:keepNext w:val="0"/>
+        <w:keepLines w:val="0"/>
+        <w:widowControl/>
+        <w:suppressLineNumbers w:val="0"/>
+        <w:spacing w:before="0" w:beforeAutospacing="0" w:line="14" w:lineRule="atLeast"/>
+        <w:rPr>
+          <w:rFonts w:hint="default" w:ascii="sans-serif" w:hAnsi="sans-serif" w:eastAsia="sans-serif" w:cs="sans-serif"/>
+        </w:rPr>
+      </w:pPr>
+    </w:p>
+    <w:p>
+      <w:pPr>
+        <w:pStyle w:val="4"/>
+        <w:keepNext w:val="0"/>
+        <w:keepLines w:val="0"/>
+        <w:widowControl/>
+        <w:suppressLineNumbers w:val="0"/>
+        <w:spacing w:before="0" w:beforeAutospacing="0" w:line="14" w:lineRule="atLeast"/>
+        <w:rPr>
+          <w:rFonts w:hint="default" w:ascii="sans-serif" w:hAnsi="sans-serif" w:eastAsia="sans-serif" w:cs="sans-serif"/>
+        </w:rPr>
+      </w:pPr>
+    </w:p>
+    <w:p>
+      <w:pPr>
+        <w:pStyle w:val="4"/>
+        <w:keepNext w:val="0"/>
+        <w:keepLines w:val="0"/>
+        <w:widowControl/>
+        <w:suppressLineNumbers w:val="0"/>
+        <w:spacing w:before="0" w:beforeAutospacing="0" w:line="14" w:lineRule="atLeast"/>
+        <w:rPr>
+          <w:rFonts w:hint="default" w:ascii="sans-serif" w:hAnsi="sans-serif" w:eastAsia="sans-serif" w:cs="sans-serif"/>
+        </w:rPr>
+      </w:pPr>
+    </w:p>
+    <w:p>
+      <w:pPr>
+        <w:pStyle w:val="4"/>
+        <w:keepNext w:val="0"/>
+        <w:keepLines w:val="0"/>
+        <w:widowControl/>
+        <w:suppressLineNumbers w:val="0"/>
+        <w:spacing w:before="0" w:beforeAutospacing="0" w:line="14" w:lineRule="atLeast"/>
+        <w:rPr>
+          <w:rFonts w:hint="default" w:ascii="sans-serif" w:hAnsi="sans-serif" w:eastAsia="sans-serif" w:cs="sans-serif"/>
+        </w:rPr>
+      </w:pPr>
       <w:r>
         <w:rPr>
           <w:rFonts w:hint="default" w:ascii="sans-serif" w:hAnsi="sans-serif" w:eastAsia="sans-serif" w:cs="sans-serif"/>
@@ -2889,6 +2965,251 @@
         </w:rPr>
         <w:t xml:space="preserve"> 提供“无损重置”功能，返还100%金币和图纸，鼓励玩家尝试不同装备。</w:t>
       </w:r>
+    </w:p>
+    <w:p>
+      <w:pPr>
+        <w:pStyle w:val="6"/>
+        <w:keepNext w:val="0"/>
+        <w:keepLines w:val="0"/>
+        <w:widowControl/>
+        <w:suppressLineNumbers w:val="0"/>
+        <w:spacing w:before="0" w:beforeAutospacing="0" w:line="14" w:lineRule="atLeast"/>
+        <w:ind w:left="720"/>
+        <w:rPr>
+          <w:rFonts w:hint="default" w:ascii="sans-serif" w:hAnsi="sans-serif" w:eastAsia="sans-serif" w:cs="sans-serif"/>
+        </w:rPr>
+      </w:pPr>
+    </w:p>
+    <w:p>
+      <w:pPr>
+        <w:pStyle w:val="6"/>
+        <w:keepNext w:val="0"/>
+        <w:keepLines w:val="0"/>
+        <w:widowControl/>
+        <w:suppressLineNumbers w:val="0"/>
+      </w:pPr>
+      <w:r>
+        <w:rPr>
+          <w:b/>
+          <w:bCs/>
+        </w:rPr>
+        <w:t>交互逻辑：</w:t>
+      </w:r>
+      <w:r>
+        <w:t xml:space="preserve"> 不要在大厅做“一键全身升级”按钮（那样玩家会不知道钱花哪儿了）。</w:t>
+      </w:r>
+    </w:p>
+    <w:p>
+      <w:pPr>
+        <w:pStyle w:val="6"/>
+        <w:keepNext w:val="0"/>
+        <w:keepLines w:val="0"/>
+        <w:widowControl/>
+        <w:suppressLineNumbers w:val="0"/>
+      </w:pPr>
+      <w:r>
+        <w:rPr>
+          <w:b/>
+          <w:bCs/>
+        </w:rPr>
+        <w:t>最佳方案：</w:t>
+      </w:r>
+    </w:p>
+    <w:p>
+      <w:pPr>
+        <w:pStyle w:val="6"/>
+        <w:keepNext w:val="0"/>
+        <w:keepLines w:val="0"/>
+        <w:widowControl/>
+        <w:suppressLineNumbers w:val="0"/>
+        <w:ind w:left="720"/>
+      </w:pPr>
+      <w:r>
+        <w:t>点击光棱塔上的【棱镜核心】图标。</w:t>
+      </w:r>
+    </w:p>
+    <w:p>
+      <w:pPr>
+        <w:pStyle w:val="6"/>
+        <w:keepNext w:val="0"/>
+        <w:keepLines w:val="0"/>
+        <w:widowControl/>
+        <w:suppressLineNumbers w:val="0"/>
+        <w:ind w:left="720"/>
+      </w:pPr>
+      <w:r>
+        <w:t xml:space="preserve">弹出一个 </w:t>
+      </w:r>
+      <w:r>
+        <w:rPr>
+          <w:b/>
+          <w:bCs/>
+        </w:rPr>
+        <w:t>“装备详情弹窗”</w:t>
+      </w:r>
+      <w:r>
+        <w:t>。</w:t>
+      </w:r>
+    </w:p>
+    <w:p>
+      <w:pPr>
+        <w:pStyle w:val="6"/>
+        <w:keepNext w:val="0"/>
+        <w:keepLines w:val="0"/>
+        <w:widowControl/>
+        <w:suppressLineNumbers w:val="0"/>
+        <w:ind w:left="720"/>
+      </w:pPr>
+      <w:r>
+        <w:t>弹窗底部有一个大按钮：</w:t>
+      </w:r>
+      <w:r>
+        <w:rPr>
+          <w:b/>
+          <w:bCs/>
+        </w:rPr>
+        <w:t>【升级 (Level Up)】</w:t>
+      </w:r>
+      <w:r>
+        <w:t>。</w:t>
+      </w:r>
+    </w:p>
+    <w:p>
+      <w:pPr>
+        <w:pStyle w:val="6"/>
+        <w:keepNext w:val="0"/>
+        <w:keepLines w:val="0"/>
+        <w:widowControl/>
+        <w:suppressLineNumbers w:val="0"/>
+        <w:ind w:left="720"/>
+      </w:pPr>
+      <w:r>
+        <w:t>按钮上显示消耗：</w:t>
+      </w:r>
+      <w:r>
+        <w:rPr>
+          <w:rStyle w:val="10"/>
+        </w:rPr>
+        <w:t>金币: 500 | 图纸: 10</w:t>
+      </w:r>
+      <w:r>
+        <w:t>。</w:t>
+      </w:r>
+    </w:p>
+    <w:p>
+      <w:pPr>
+        <w:pStyle w:val="6"/>
+        <w:keepNext w:val="0"/>
+        <w:keepLines w:val="0"/>
+        <w:widowControl/>
+        <w:suppressLineNumbers w:val="0"/>
+        <w:ind w:left="720"/>
+      </w:pPr>
+      <w:r>
+        <w:rPr>
+          <w:b/>
+          <w:bCs/>
+        </w:rPr>
+        <w:t>长按按钮：</w:t>
+      </w:r>
+      <w:r>
+        <w:t xml:space="preserve"> 自动连续升级（爽感）。</w:t>
+      </w:r>
+    </w:p>
+    <w:p>
+      <w:pPr>
+        <w:pStyle w:val="6"/>
+        <w:keepNext w:val="0"/>
+        <w:keepLines w:val="0"/>
+        <w:widowControl/>
+        <w:suppressLineNumbers w:val="0"/>
+      </w:pPr>
+      <w:r>
+        <w:rPr>
+          <w:b/>
+          <w:bCs/>
+        </w:rPr>
+        <w:t>合成 (Merge):</w:t>
+      </w:r>
+      <w:r>
+        <w:t xml:space="preserve"> 提升 </w:t>
+      </w:r>
+      <w:r>
+        <w:rPr>
+          <w:b/>
+          <w:bCs/>
+        </w:rPr>
+        <w:t>品质 (Quality)</w:t>
+      </w:r>
+      <w:r>
+        <w:t>（白 -&gt; 绿 -&gt; 蓝）。大幅提升属性，解锁词条。</w:t>
+      </w:r>
+    </w:p>
+    <w:p>
+      <w:pPr>
+        <w:pStyle w:val="6"/>
+        <w:keepNext w:val="0"/>
+        <w:keepLines w:val="0"/>
+        <w:widowControl/>
+        <w:suppressLineNumbers w:val="0"/>
+      </w:pPr>
+      <w:r>
+        <w:rPr>
+          <w:b/>
+          <w:bCs/>
+        </w:rPr>
+        <w:t>升级 (Level Up):</w:t>
+      </w:r>
+      <w:r>
+        <w:t xml:space="preserve"> 提升 </w:t>
+      </w:r>
+      <w:r>
+        <w:rPr>
+          <w:b/>
+          <w:bCs/>
+        </w:rPr>
+        <w:t>等级 (Level)</w:t>
+      </w:r>
+      <w:r>
+        <w:t>（Lv1 -&gt; Lv20）。小幅提升基础属性。</w:t>
+      </w:r>
+    </w:p>
+    <w:p>
+      <w:pPr>
+        <w:pStyle w:val="6"/>
+        <w:keepNext w:val="0"/>
+        <w:keepLines w:val="0"/>
+        <w:widowControl/>
+        <w:suppressLineNumbers w:val="0"/>
+        <w:rPr>
+          <w:rFonts w:hint="default" w:ascii="sans-serif" w:hAnsi="sans-serif" w:eastAsia="sans-serif" w:cs="sans-serif"/>
+        </w:rPr>
+      </w:pPr>
+      <w:r>
+        <w:rPr>
+          <w:i/>
+          <w:iCs/>
+        </w:rPr>
+        <w:t>为什么要分开？</w:t>
+      </w:r>
+      <w:r>
+        <w:t xml:space="preserve"> 因为“合成”很难（卡品质），“升级”很容易（消耗金币）。如果只有合成，玩家会被卡住很久没有成长感。</w:t>
+      </w:r>
+      <w:bookmarkStart w:id="0" w:name="_GoBack"/>
+      <w:bookmarkEnd w:id="0"/>
+    </w:p>
+    <w:p>
+      <w:pPr>
+        <w:pStyle w:val="6"/>
+        <w:keepNext w:val="0"/>
+        <w:keepLines w:val="0"/>
+        <w:widowControl/>
+        <w:suppressLineNumbers w:val="0"/>
+        <w:spacing w:before="0" w:beforeAutospacing="0" w:line="14" w:lineRule="atLeast"/>
+        <w:rPr>
+          <w:rFonts w:hint="default" w:ascii="sans-serif" w:hAnsi="sans-serif" w:eastAsia="sans-serif" w:cs="sans-serif"/>
+        </w:rPr>
+      </w:pPr>
     </w:p>
     <w:p>
       <w:pPr>
@@ -3120,8 +3441,6 @@
         </w:rPr>
         <w:t xml:space="preserve"> 多余装备分解为升级用的“图纸”。</w:t>
       </w:r>
-      <w:bookmarkStart w:id="0" w:name="_GoBack"/>
-      <w:bookmarkEnd w:id="0"/>
     </w:p>
     <w:p/>
     <w:sectPr>
@@ -3237,7 +3556,7 @@
     <w:lsdException w:unhideWhenUsed="0" w:uiPriority="0" w:semiHidden="0" w:name="Document Map"/>
     <w:lsdException w:unhideWhenUsed="0" w:uiPriority="0" w:semiHidden="0" w:name="Plain Text"/>
     <w:lsdException w:unhideWhenUsed="0" w:uiPriority="0" w:semiHidden="0" w:name="E-mail Signature"/>
-    <w:lsdException w:unhideWhenUsed="0" w:uiPriority="0" w:semiHidden="0" w:name="Normal (Web)"/>
+    <w:lsdException w:qFormat="1" w:unhideWhenUsed="0" w:uiPriority="0" w:semiHidden="0" w:name="Normal (Web)"/>
     <w:lsdException w:unhideWhenUsed="0" w:uiPriority="0" w:semiHidden="0" w:name="HTML Acronym"/>
     <w:lsdException w:unhideWhenUsed="0" w:uiPriority="0" w:semiHidden="0" w:name="HTML Address"/>
     <w:lsdException w:unhideWhenUsed="0" w:uiPriority="0" w:semiHidden="0" w:name="HTML Cite"/>
@@ -3248,7 +3567,7 @@
     <w:lsdException w:unhideWhenUsed="0" w:uiPriority="0" w:semiHidden="0" w:name="HTML Sample"/>
     <w:lsdException w:unhideWhenUsed="0" w:uiPriority="0" w:semiHidden="0" w:name="HTML Typewriter"/>
     <w:lsdException w:unhideWhenUsed="0" w:uiPriority="0" w:semiHidden="0" w:name="HTML Variable"/>
-    <w:lsdException w:unhideWhenUsed="0" w:uiPriority="0" w:name="Normal Table"/>
+    <w:lsdException w:qFormat="1" w:unhideWhenUsed="0" w:uiPriority="0" w:name="Normal Table"/>
     <w:lsdException w:unhideWhenUsed="0" w:uiPriority="0" w:semiHidden="0" w:name="annotation subject"/>
     <w:lsdException w:unhideWhenUsed="0" w:uiPriority="0" w:semiHidden="0" w:name="Table Simple 1"/>
     <w:lsdException w:unhideWhenUsed="0" w:uiPriority="0" w:semiHidden="0" w:name="Table Simple 2"/>
@@ -3483,6 +3802,7 @@
   <w:style w:type="table" w:default="1" w:styleId="7">
     <w:name w:val="Normal Table"/>
     <w:semiHidden/>
+    <w:qFormat/>
     <w:uiPriority w:val="0"/>
     <w:tblPr>
       <w:tblCellMar>
@@ -3513,6 +3833,7 @@
   <w:style w:type="paragraph" w:styleId="6">
     <w:name w:val="Normal (Web)"/>
     <w:basedOn w:val="1"/>
+    <w:qFormat/>
     <w:uiPriority w:val="0"/>
     <w:pPr>
       <w:spacing w:before="0" w:beforeAutospacing="1" w:after="0" w:afterAutospacing="1"/>
